--- a/generated_docs/soa_1.docx
+++ b/generated_docs/soa_1.docx
@@ -22,7 +22,7 @@
     </w:p>
     <w:p>
       <w:r>
-        <w:t>Fecha: 2026-05-18 23:35:13</w:t>
+        <w:t>Fecha: 2026-05-21 21:02:21</w:t>
       </w:r>
     </w:p>
     <w:p>
@@ -150,7 +150,7 @@
           </w:tcPr>
           <w:p>
             <w:r>
-              <w:t>Control requerido para SGSI</w:t>
+              <w:t>si</w:t>
             </w:r>
           </w:p>
         </w:tc>
@@ -160,7 +160,7 @@
           </w:tcPr>
           <w:p>
             <w:r>
-              <w:t>PENDIENTE</w:t>
+              <w:t>IMPLEMENTADO</w:t>
             </w:r>
           </w:p>
         </w:tc>
